--- a/output/docx/fr/BUFRCREX_CodeFlag_fr_40.docx
+++ b/output/docx/fr/BUFRCREX_CodeFlag_fr_40.docx
@@ -548,7 +548,7 @@
           <w:i/>
           <w:sz w:val="14"/>
         </w:rPr>
-        <w:t>Note 81: L’échelle des valeurs nominales de l’humidité du sol en surface est comprise entre 0 et 100 %. Dans des cas extrêmes, il est possible néanmoins que la valeur extrapolée à partir de la rétrodiffusion suivant un angle d’incidence de 40 degrés soit inférieure à la valeur minimale de référence de 0 % (conditions sèches) ou supérieure à la valeur maximale de référence de 100 % (conditions humides).</w:t>
+        <w:t>Note CF81: L’échelle des valeurs nominales de l’humidité du sol en surface est comprise entre 0 et 100 %. Dans des cas extrêmes, il est possible néanmoins que la valeur extrapolée à partir de la rétrodiffusion suivant un angle d’incidence de 40 degrés soit inférieure à la valeur minimale de référence de 0 % (conditions sèches) ou supérieure à la valeur maximale de référence de 100 % (conditions humides).</w:t>
       </w:r>
     </w:p>
     <w:p/>
@@ -1268,7 +1268,7 @@
           <w:i/>
           <w:sz w:val="14"/>
         </w:rPr>
-        <w:t>Note 81: L’échelle des valeurs nominales de l’humidité du sol en surface est comprise entre 0 et 100 %. Dans des cas extrêmes, il est possible néanmoins que la valeur extrapolée à partir de la rétrodiffusion suivant un angle d’incidence de 40 degrés soit inférieure à la valeur minimale de référence de 0 % (conditions sèches) ou supérieure à la valeur maximale de référence de 100 % (conditions humides).</w:t>
+        <w:t>Note CF81: L’échelle des valeurs nominales de l’humidité du sol en surface est comprise entre 0 et 100 %. Dans des cas extrêmes, il est possible néanmoins que la valeur extrapolée à partir de la rétrodiffusion suivant un angle d’incidence de 40 degrés soit inférieure à la valeur minimale de référence de 0 % (conditions sèches) ou supérieure à la valeur maximale de référence de 100 % (conditions humides).</w:t>
       </w:r>
     </w:p>
     <w:p/>
